--- a/src/statics/documents/业主委员会选举办法.docx
+++ b/src/statics/documents/业主委员会选举办法.docx
@@ -23,7 +23,7 @@
       </w:pPr>
       <w:r>
         <w:rPr>
-          <w:rFonts w:ascii="SimHei" w:hAnsi="SimHei" w:eastAsia="SimHei" w:cs="SimHei"/>
+          <w:rFonts w:ascii="黑体" w:hAnsi="黑体" w:eastAsia="黑体" w:cs="黑体"/>
           <w:b/>
           <w:bCs/>
           <w:sz w:val="32"/>
@@ -71,25 +71,16 @@
           <w:sz w:val="32"/>
           <w:szCs w:val="32"/>
         </w:rPr>
-        <w:t>第三条  业主委员会委员由业主大会选举产生。业主委员会成员每届任期三年，可以连选连任。业主委员会委员的人数是7名</w:t>
-      </w:r>
-      <w:r>
-        <w:rPr>
-          <w:rFonts w:hint="eastAsia" w:cs="仿宋"/>
-          <w:sz w:val="32"/>
-          <w:szCs w:val="32"/>
-          <w:lang w:eastAsia="zh-CN"/>
-        </w:rPr>
-        <w:t>，</w:t>
-      </w:r>
-      <w:r>
-        <w:rPr>
-          <w:rFonts w:hint="eastAsia" w:cs="仿宋"/>
-          <w:sz w:val="32"/>
-          <w:szCs w:val="32"/>
-          <w:lang w:val="en-US" w:eastAsia="zh-CN"/>
-        </w:rPr>
-        <w:t>以及两名备选</w:t>
+        <w:t>第三条  业主委员会委员由业主大会选举产生。业主委员会成员每届任期三年，可以连选连任。</w:t>
+      </w:r>
+      <w:r>
+        <w:rPr>
+          <w:rFonts w:ascii="仿宋" w:hAnsi="仿宋" w:eastAsia="仿宋" w:cs="仿宋"/>
+          <w:color w:val="0000FF"/>
+          <w:sz w:val="32"/>
+          <w:szCs w:val="32"/>
+        </w:rPr>
+        <w:t>业主委员会委员的人数是7名</w:t>
       </w:r>
       <w:r>
         <w:rPr>
@@ -107,7 +98,7 @@
       </w:pPr>
       <w:r>
         <w:rPr>
-          <w:rFonts w:ascii="SimHei" w:hAnsi="SimHei" w:eastAsia="SimHei" w:cs="SimHei"/>
+          <w:rFonts w:ascii="黑体" w:hAnsi="黑体" w:eastAsia="黑体" w:cs="黑体"/>
           <w:b/>
           <w:bCs/>
           <w:sz w:val="32"/>
@@ -235,7 +226,7 @@
       </w:pPr>
       <w:r>
         <w:rPr>
-          <w:rFonts w:ascii="SimHei" w:hAnsi="SimHei" w:eastAsia="SimHei" w:cs="SimHei"/>
+          <w:rFonts w:ascii="黑体" w:hAnsi="黑体" w:eastAsia="黑体" w:cs="黑体"/>
           <w:b/>
           <w:bCs/>
           <w:sz w:val="32"/>
@@ -279,7 +270,7 @@
       </w:pPr>
       <w:r>
         <w:rPr>
-          <w:rFonts w:ascii="SimHei" w:hAnsi="SimHei" w:eastAsia="SimHei" w:cs="SimHei"/>
+          <w:rFonts w:ascii="黑体" w:hAnsi="黑体" w:eastAsia="黑体" w:cs="黑体"/>
           <w:b/>
           <w:bCs/>
           <w:sz w:val="32"/>
@@ -393,6 +384,12 @@
       <w:pPr>
         <w:spacing w:before="0" w:after="0" w:line="360" w:lineRule="auto"/>
         <w:ind w:firstLine="640"/>
+        <w:rPr>
+          <w:rFonts w:hint="eastAsia" w:cs="仿宋"/>
+          <w:sz w:val="32"/>
+          <w:szCs w:val="32"/>
+          <w:lang w:val="en-US" w:eastAsia="zh-CN"/>
+        </w:rPr>
       </w:pPr>
       <w:r>
         <w:rPr>
@@ -409,206 +406,198 @@
           <w:szCs w:val="32"/>
           <w:lang w:val="en-US" w:eastAsia="zh-CN"/>
         </w:rPr>
-        <w:t>7人，以及两名备选</w:t>
-      </w:r>
-      <w:r>
-        <w:rPr>
-          <w:rFonts w:ascii="仿宋" w:hAnsi="仿宋" w:eastAsia="仿宋" w:cs="仿宋"/>
-          <w:sz w:val="32"/>
-          <w:szCs w:val="32"/>
-        </w:rPr>
-        <w:t>。</w:t>
-      </w:r>
-    </w:p>
-    <w:p>
-      <w:pPr>
-        <w:spacing w:before="0" w:after="0" w:line="360" w:lineRule="auto"/>
-        <w:ind w:firstLine="640"/>
-      </w:pPr>
-      <w:r>
-        <w:rPr>
-          <w:rFonts w:ascii="仿宋" w:hAnsi="仿宋" w:eastAsia="仿宋" w:cs="仿宋"/>
-          <w:sz w:val="32"/>
-          <w:szCs w:val="32"/>
-        </w:rPr>
-        <w:t>第十七条  如遇票数相等不能确定当选人时，应当就票数相等的候选人</w:t>
-      </w:r>
-      <w:r>
-        <w:rPr>
-          <w:rFonts w:hint="eastAsia" w:cs="仿宋"/>
-          <w:sz w:val="32"/>
-          <w:szCs w:val="32"/>
-          <w:lang w:val="en-US" w:eastAsia="zh-CN"/>
-        </w:rPr>
-        <w:t>由</w:t>
-      </w:r>
-      <w:r>
-        <w:rPr>
-          <w:rFonts w:ascii="仿宋" w:hAnsi="仿宋" w:eastAsia="仿宋" w:cs="仿宋"/>
-          <w:sz w:val="32"/>
-          <w:szCs w:val="32"/>
-        </w:rPr>
-        <w:t>业主委员会</w:t>
-      </w:r>
-      <w:r>
-        <w:rPr>
-          <w:rFonts w:hint="eastAsia" w:cs="仿宋"/>
-          <w:sz w:val="32"/>
-          <w:szCs w:val="32"/>
-          <w:lang w:val="en-US" w:eastAsia="zh-CN"/>
-        </w:rPr>
-        <w:t>或者</w:t>
-      </w:r>
-      <w:r>
-        <w:rPr>
-          <w:rFonts w:ascii="仿宋" w:hAnsi="仿宋" w:eastAsia="仿宋" w:cs="仿宋"/>
-          <w:sz w:val="32"/>
-          <w:szCs w:val="32"/>
-        </w:rPr>
-        <w:t>业主大会筹备小组再次投票，以得票多的当选。</w:t>
-      </w:r>
-    </w:p>
-    <w:p>
-      <w:pPr>
-        <w:spacing w:before="0" w:after="0" w:line="360" w:lineRule="auto"/>
-        <w:ind w:firstLine="640"/>
-      </w:pPr>
-      <w:r>
-        <w:rPr>
-          <w:rFonts w:ascii="仿宋" w:hAnsi="仿宋" w:eastAsia="仿宋" w:cs="仿宋"/>
-          <w:sz w:val="32"/>
-          <w:szCs w:val="32"/>
-        </w:rPr>
-        <w:t>第十八条  选举结果当场宣布，所有选票应当保留备查。</w:t>
-      </w:r>
-    </w:p>
-    <w:p>
-      <w:pPr>
-        <w:spacing w:before="0" w:after="0" w:line="360" w:lineRule="auto"/>
-        <w:ind w:firstLine="640"/>
-      </w:pPr>
-      <w:r>
-        <w:rPr>
-          <w:rFonts w:ascii="仿宋" w:hAnsi="仿宋" w:eastAsia="仿宋" w:cs="仿宋"/>
-          <w:sz w:val="32"/>
-          <w:szCs w:val="32"/>
-        </w:rPr>
-        <w:t>第十九条  业主委员会的委员受全体业主的直接监督。经拥有物业管理区域内20%以上投票权数的业主提议可以提请罢免选出的委员。</w:t>
-      </w:r>
-    </w:p>
-    <w:p>
-      <w:pPr>
-        <w:spacing w:before="0" w:after="0" w:line="360" w:lineRule="auto"/>
-        <w:ind w:firstLine="640"/>
-      </w:pPr>
-      <w:r>
-        <w:rPr>
-          <w:rFonts w:ascii="仿宋" w:hAnsi="仿宋" w:eastAsia="仿宋" w:cs="仿宋"/>
-          <w:sz w:val="32"/>
-          <w:szCs w:val="32"/>
-        </w:rPr>
-        <w:t>第二十条  业主委员会的委员有下列情况之一的，其业主委员会委员资格将终止，并由业主委员会提出并确认。业主委员会委员资格被终止后，可补选新的业主委员会委员，业主委员会可采用自荐或推荐的方法产生增补候选人，并经业主委员会2/3委员通过，成为补选业主委员会委员。</w:t>
-      </w:r>
-    </w:p>
-    <w:p>
-      <w:pPr>
-        <w:spacing w:before="0" w:after="0" w:line="360" w:lineRule="auto"/>
-        <w:ind w:firstLine="640"/>
-      </w:pPr>
-      <w:r>
-        <w:rPr>
-          <w:rFonts w:ascii="仿宋" w:hAnsi="仿宋" w:eastAsia="仿宋" w:cs="仿宋"/>
-          <w:sz w:val="32"/>
-          <w:szCs w:val="32"/>
-        </w:rPr>
-        <w:t>（1）已不是业主的；</w:t>
-      </w:r>
-    </w:p>
-    <w:p>
-      <w:pPr>
-        <w:spacing w:before="0" w:after="0" w:line="360" w:lineRule="auto"/>
-        <w:ind w:firstLine="640"/>
-      </w:pPr>
-      <w:r>
-        <w:rPr>
-          <w:rFonts w:ascii="仿宋" w:hAnsi="仿宋" w:eastAsia="仿宋" w:cs="仿宋"/>
-          <w:sz w:val="32"/>
-          <w:szCs w:val="32"/>
-        </w:rPr>
-        <w:t>（2）年度内无故缺席业主委员会会议三次以上的；</w:t>
-      </w:r>
-    </w:p>
-    <w:p>
-      <w:pPr>
-        <w:spacing w:before="0" w:after="0" w:line="360" w:lineRule="auto"/>
-        <w:ind w:firstLine="640"/>
-      </w:pPr>
-      <w:r>
-        <w:rPr>
-          <w:rFonts w:ascii="仿宋" w:hAnsi="仿宋" w:eastAsia="仿宋" w:cs="仿宋"/>
-          <w:sz w:val="32"/>
-          <w:szCs w:val="32"/>
-        </w:rPr>
-        <w:t>（3）因疾病而丧失履行责任能力的；</w:t>
-      </w:r>
-    </w:p>
-    <w:p>
-      <w:pPr>
-        <w:spacing w:before="0" w:after="0" w:line="360" w:lineRule="auto"/>
-        <w:ind w:firstLine="640"/>
-      </w:pPr>
-      <w:r>
-        <w:rPr>
-          <w:rFonts w:ascii="仿宋" w:hAnsi="仿宋" w:eastAsia="仿宋" w:cs="仿宋"/>
-          <w:sz w:val="32"/>
-          <w:szCs w:val="32"/>
-        </w:rPr>
-        <w:t>（4）被司法部门认定有犯罪行为的；</w:t>
-      </w:r>
-    </w:p>
-    <w:p>
-      <w:pPr>
-        <w:spacing w:before="0" w:after="0" w:line="360" w:lineRule="auto"/>
-        <w:ind w:firstLine="640"/>
-      </w:pPr>
-      <w:r>
-        <w:rPr>
-          <w:rFonts w:ascii="仿宋" w:hAnsi="仿宋" w:eastAsia="仿宋" w:cs="仿宋"/>
-          <w:sz w:val="32"/>
-          <w:szCs w:val="32"/>
-        </w:rPr>
-        <w:t>（5）以书面形式向业主委员会提出辞呈的；</w:t>
-      </w:r>
-    </w:p>
-    <w:p>
-      <w:pPr>
-        <w:spacing w:before="0" w:after="0" w:line="360" w:lineRule="auto"/>
-        <w:ind w:firstLine="640"/>
-      </w:pPr>
-      <w:r>
-        <w:rPr>
-          <w:rFonts w:ascii="仿宋" w:hAnsi="仿宋" w:eastAsia="仿宋" w:cs="仿宋"/>
-          <w:sz w:val="32"/>
-          <w:szCs w:val="32"/>
-        </w:rPr>
-        <w:t>（6）兼任所辖区域物业管理企业工作的；</w:t>
-      </w:r>
-    </w:p>
-    <w:p>
-      <w:pPr>
-        <w:spacing w:before="0" w:after="0" w:line="360" w:lineRule="auto"/>
-        <w:ind w:firstLine="640"/>
-      </w:pPr>
-      <w:r>
-        <w:rPr>
-          <w:rFonts w:ascii="仿宋" w:hAnsi="仿宋" w:eastAsia="仿宋" w:cs="仿宋"/>
-          <w:sz w:val="32"/>
-          <w:szCs w:val="32"/>
-        </w:rPr>
-        <w:t>（7）其他原因不适宜担任业主委员会委员的。</w:t>
-      </w:r>
+        <w:t>7人。</w:t>
+      </w:r>
+    </w:p>
+    <w:p>
+      <w:pPr>
+        <w:spacing w:before="0" w:after="0" w:line="360" w:lineRule="auto"/>
+        <w:ind w:firstLine="640"/>
+      </w:pPr>
       <w:bookmarkStart w:id="0" w:name="_GoBack"/>
       <w:bookmarkEnd w:id="0"/>
+      <w:r>
+        <w:rPr>
+          <w:rFonts w:ascii="仿宋" w:hAnsi="仿宋" w:eastAsia="仿宋" w:cs="仿宋"/>
+          <w:sz w:val="32"/>
+          <w:szCs w:val="32"/>
+        </w:rPr>
+        <w:t>第十七条  如遇票数相等不能确定当选人时，应当就票数相等的候选人</w:t>
+      </w:r>
+      <w:r>
+        <w:rPr>
+          <w:rFonts w:hint="eastAsia" w:cs="仿宋"/>
+          <w:sz w:val="32"/>
+          <w:szCs w:val="32"/>
+          <w:lang w:val="en-US" w:eastAsia="zh-CN"/>
+        </w:rPr>
+        <w:t>由</w:t>
+      </w:r>
+      <w:r>
+        <w:rPr>
+          <w:rFonts w:ascii="仿宋" w:hAnsi="仿宋" w:eastAsia="仿宋" w:cs="仿宋"/>
+          <w:sz w:val="32"/>
+          <w:szCs w:val="32"/>
+        </w:rPr>
+        <w:t>业主委员会</w:t>
+      </w:r>
+      <w:r>
+        <w:rPr>
+          <w:rFonts w:hint="eastAsia" w:cs="仿宋"/>
+          <w:sz w:val="32"/>
+          <w:szCs w:val="32"/>
+          <w:lang w:val="en-US" w:eastAsia="zh-CN"/>
+        </w:rPr>
+        <w:t>或者</w:t>
+      </w:r>
+      <w:r>
+        <w:rPr>
+          <w:rFonts w:ascii="仿宋" w:hAnsi="仿宋" w:eastAsia="仿宋" w:cs="仿宋"/>
+          <w:sz w:val="32"/>
+          <w:szCs w:val="32"/>
+        </w:rPr>
+        <w:t>业主大会筹备小组再次投票，以得票多的当选。</w:t>
+      </w:r>
+    </w:p>
+    <w:p>
+      <w:pPr>
+        <w:spacing w:before="0" w:after="0" w:line="360" w:lineRule="auto"/>
+        <w:ind w:firstLine="640"/>
+      </w:pPr>
+      <w:r>
+        <w:rPr>
+          <w:rFonts w:ascii="仿宋" w:hAnsi="仿宋" w:eastAsia="仿宋" w:cs="仿宋"/>
+          <w:sz w:val="32"/>
+          <w:szCs w:val="32"/>
+        </w:rPr>
+        <w:t>第十八条  选举结果当场宣布，所有选票应当保留备查。</w:t>
+      </w:r>
+    </w:p>
+    <w:p>
+      <w:pPr>
+        <w:spacing w:before="0" w:after="0" w:line="360" w:lineRule="auto"/>
+        <w:ind w:firstLine="640"/>
+      </w:pPr>
+      <w:r>
+        <w:rPr>
+          <w:rFonts w:ascii="仿宋" w:hAnsi="仿宋" w:eastAsia="仿宋" w:cs="仿宋"/>
+          <w:sz w:val="32"/>
+          <w:szCs w:val="32"/>
+        </w:rPr>
+        <w:t>第十九条  业主委员会的委员受全体业主的直接监督。经拥有物业管理区域内20%以上投票权数的业主提议可以提请罢免选出的委员。</w:t>
+      </w:r>
+    </w:p>
+    <w:p>
+      <w:pPr>
+        <w:spacing w:before="0" w:after="0" w:line="360" w:lineRule="auto"/>
+        <w:ind w:firstLine="640"/>
+      </w:pPr>
+      <w:r>
+        <w:rPr>
+          <w:rFonts w:ascii="仿宋" w:hAnsi="仿宋" w:eastAsia="仿宋" w:cs="仿宋"/>
+          <w:sz w:val="32"/>
+          <w:szCs w:val="32"/>
+        </w:rPr>
+        <w:t>第二十条  业主委员会的委员有下列情况之一的，其业主委员会委员资格将终止，并由业主委员会提出并确认。业主委员会委员资格被终止后，可补选新的业主委员会委员，业主委员会可采用自荐或推荐的方法产生增补候选人，并经业主委员会2/3委员通过，成为补选业主委员会委员。</w:t>
+      </w:r>
+    </w:p>
+    <w:p>
+      <w:pPr>
+        <w:spacing w:before="0" w:after="0" w:line="360" w:lineRule="auto"/>
+        <w:ind w:firstLine="640"/>
+      </w:pPr>
+      <w:r>
+        <w:rPr>
+          <w:rFonts w:ascii="仿宋" w:hAnsi="仿宋" w:eastAsia="仿宋" w:cs="仿宋"/>
+          <w:sz w:val="32"/>
+          <w:szCs w:val="32"/>
+        </w:rPr>
+        <w:t>（1）已不是业主的；</w:t>
+      </w:r>
+    </w:p>
+    <w:p>
+      <w:pPr>
+        <w:spacing w:before="0" w:after="0" w:line="360" w:lineRule="auto"/>
+        <w:ind w:firstLine="640"/>
+      </w:pPr>
+      <w:r>
+        <w:rPr>
+          <w:rFonts w:ascii="仿宋" w:hAnsi="仿宋" w:eastAsia="仿宋" w:cs="仿宋"/>
+          <w:sz w:val="32"/>
+          <w:szCs w:val="32"/>
+        </w:rPr>
+        <w:t>（2）年度内无故缺席业主委员会会议三次以上的；</w:t>
+      </w:r>
+    </w:p>
+    <w:p>
+      <w:pPr>
+        <w:spacing w:before="0" w:after="0" w:line="360" w:lineRule="auto"/>
+        <w:ind w:firstLine="640"/>
+      </w:pPr>
+      <w:r>
+        <w:rPr>
+          <w:rFonts w:ascii="仿宋" w:hAnsi="仿宋" w:eastAsia="仿宋" w:cs="仿宋"/>
+          <w:sz w:val="32"/>
+          <w:szCs w:val="32"/>
+        </w:rPr>
+        <w:t>（3）因疾病而丧失履行责任能力的；</w:t>
+      </w:r>
+    </w:p>
+    <w:p>
+      <w:pPr>
+        <w:spacing w:before="0" w:after="0" w:line="360" w:lineRule="auto"/>
+        <w:ind w:firstLine="640"/>
+      </w:pPr>
+      <w:r>
+        <w:rPr>
+          <w:rFonts w:ascii="仿宋" w:hAnsi="仿宋" w:eastAsia="仿宋" w:cs="仿宋"/>
+          <w:sz w:val="32"/>
+          <w:szCs w:val="32"/>
+        </w:rPr>
+        <w:t>（4）被司法部门认定有犯罪行为的；</w:t>
+      </w:r>
+    </w:p>
+    <w:p>
+      <w:pPr>
+        <w:spacing w:before="0" w:after="0" w:line="360" w:lineRule="auto"/>
+        <w:ind w:firstLine="640"/>
+      </w:pPr>
+      <w:r>
+        <w:rPr>
+          <w:rFonts w:ascii="仿宋" w:hAnsi="仿宋" w:eastAsia="仿宋" w:cs="仿宋"/>
+          <w:sz w:val="32"/>
+          <w:szCs w:val="32"/>
+        </w:rPr>
+        <w:t>（5）以书面形式向业主委员会提出辞呈的；</w:t>
+      </w:r>
+    </w:p>
+    <w:p>
+      <w:pPr>
+        <w:spacing w:before="0" w:after="0" w:line="360" w:lineRule="auto"/>
+        <w:ind w:firstLine="640"/>
+      </w:pPr>
+      <w:r>
+        <w:rPr>
+          <w:rFonts w:ascii="仿宋" w:hAnsi="仿宋" w:eastAsia="仿宋" w:cs="仿宋"/>
+          <w:sz w:val="32"/>
+          <w:szCs w:val="32"/>
+        </w:rPr>
+        <w:t>（6）兼任所辖区域物业管理企业工作的；</w:t>
+      </w:r>
+    </w:p>
+    <w:p>
+      <w:pPr>
+        <w:spacing w:before="0" w:after="0" w:line="360" w:lineRule="auto"/>
+        <w:ind w:firstLine="640"/>
+      </w:pPr>
+      <w:r>
+        <w:rPr>
+          <w:rFonts w:ascii="仿宋" w:hAnsi="仿宋" w:eastAsia="仿宋" w:cs="仿宋"/>
+          <w:sz w:val="32"/>
+          <w:szCs w:val="32"/>
+        </w:rPr>
+        <w:t>（7）其他原因不适宜担任业主委员会委员的。</w:t>
+      </w:r>
     </w:p>
     <w:p>
       <w:pPr>
@@ -687,7 +676,7 @@
       </w:pPr>
       <w:r>
         <w:rPr>
-          <w:rFonts w:ascii="SimHei" w:hAnsi="SimHei" w:eastAsia="SimHei" w:cs="SimHei"/>
+          <w:rFonts w:ascii="黑体" w:hAnsi="黑体" w:eastAsia="黑体" w:cs="黑体"/>
           <w:b/>
           <w:bCs/>
           <w:sz w:val="32"/>
@@ -774,7 +763,7 @@
     <w:lsdException w:unhideWhenUsed="0" w:uiPriority="0" w:semiHidden="0" w:name="toc 8"/>
     <w:lsdException w:unhideWhenUsed="0" w:uiPriority="0" w:semiHidden="0" w:name="toc 9"/>
     <w:lsdException w:unhideWhenUsed="0" w:uiPriority="0" w:semiHidden="0" w:name="Normal Indent"/>
-    <w:lsdException w:uiPriority="99" w:name="footnote text"/>
+    <w:lsdException w:qFormat="1" w:uiPriority="99" w:name="footnote text"/>
     <w:lsdException w:unhideWhenUsed="0" w:uiPriority="0" w:semiHidden="0" w:name="annotation text"/>
     <w:lsdException w:unhideWhenUsed="0" w:uiPriority="0" w:semiHidden="0" w:name="header"/>
     <w:lsdException w:unhideWhenUsed="0" w:uiPriority="0" w:semiHidden="0" w:name="footer"/>
@@ -783,12 +772,12 @@
     <w:lsdException w:unhideWhenUsed="0" w:uiPriority="0" w:semiHidden="0" w:name="table of figures"/>
     <w:lsdException w:unhideWhenUsed="0" w:uiPriority="0" w:semiHidden="0" w:name="envelope address"/>
     <w:lsdException w:unhideWhenUsed="0" w:uiPriority="0" w:semiHidden="0" w:name="envelope return"/>
-    <w:lsdException w:uiPriority="99" w:name="footnote reference"/>
+    <w:lsdException w:qFormat="1" w:uiPriority="99" w:name="footnote reference"/>
     <w:lsdException w:unhideWhenUsed="0" w:uiPriority="0" w:semiHidden="0" w:name="annotation reference"/>
     <w:lsdException w:unhideWhenUsed="0" w:uiPriority="0" w:semiHidden="0" w:name="line number"/>
     <w:lsdException w:unhideWhenUsed="0" w:uiPriority="0" w:semiHidden="0" w:name="page number"/>
-    <w:lsdException w:uiPriority="99" w:name="endnote reference"/>
-    <w:lsdException w:uiPriority="99" w:name="endnote text"/>
+    <w:lsdException w:qFormat="1" w:uiPriority="99" w:name="endnote reference"/>
+    <w:lsdException w:qFormat="1" w:uiPriority="99" w:name="endnote text"/>
     <w:lsdException w:unhideWhenUsed="0" w:uiPriority="0" w:semiHidden="0" w:name="table of authorities"/>
     <w:lsdException w:unhideWhenUsed="0" w:uiPriority="0" w:semiHidden="0" w:name="macro"/>
     <w:lsdException w:unhideWhenUsed="0" w:uiPriority="0" w:semiHidden="0" w:name="toa heading"/>
@@ -830,7 +819,7 @@
     <w:lsdException w:unhideWhenUsed="0" w:uiPriority="0" w:semiHidden="0" w:name="Body Text Indent 2"/>
     <w:lsdException w:unhideWhenUsed="0" w:uiPriority="0" w:semiHidden="0" w:name="Body Text Indent 3"/>
     <w:lsdException w:unhideWhenUsed="0" w:uiPriority="0" w:semiHidden="0" w:name="Block Text"/>
-    <w:lsdException w:uiPriority="99" w:semiHidden="0" w:name="Hyperlink"/>
+    <w:lsdException w:qFormat="1" w:uiPriority="99" w:semiHidden="0" w:name="Hyperlink"/>
     <w:lsdException w:unhideWhenUsed="0" w:uiPriority="0" w:semiHidden="0" w:name="FollowedHyperlink"/>
     <w:lsdException w:qFormat="1" w:unhideWhenUsed="0" w:uiPriority="0" w:semiHidden="0" w:name="Strong"/>
     <w:lsdException w:qFormat="1" w:unhideWhenUsed="0" w:uiPriority="0" w:semiHidden="0" w:name="Emphasis"/>
@@ -848,7 +837,7 @@
     <w:lsdException w:unhideWhenUsed="0" w:uiPriority="0" w:semiHidden="0" w:name="HTML Sample"/>
     <w:lsdException w:unhideWhenUsed="0" w:uiPriority="0" w:semiHidden="0" w:name="HTML Typewriter"/>
     <w:lsdException w:unhideWhenUsed="0" w:uiPriority="0" w:semiHidden="0" w:name="HTML Variable"/>
-    <w:lsdException w:unhideWhenUsed="0" w:uiPriority="0" w:name="Normal Table"/>
+    <w:lsdException w:qFormat="1" w:unhideWhenUsed="0" w:uiPriority="0" w:name="Normal Table"/>
     <w:lsdException w:unhideWhenUsed="0" w:uiPriority="0" w:semiHidden="0" w:name="annotation subject"/>
     <w:lsdException w:unhideWhenUsed="0" w:uiPriority="0" w:semiHidden="0" w:name="Table Simple 1"/>
     <w:lsdException w:unhideWhenUsed="0" w:uiPriority="0" w:semiHidden="0" w:name="Table Simple 2"/>
@@ -1097,14 +1086,15 @@
       <w:szCs w:val="32"/>
     </w:rPr>
   </w:style>
-  <w:style w:type="character" w:default="1" w:styleId="8">
+  <w:style w:type="character" w:default="1" w:styleId="12">
     <w:name w:val="Default Paragraph Font"/>
     <w:semiHidden/>
     <w:uiPriority w:val="0"/>
   </w:style>
-  <w:style w:type="table" w:default="1" w:styleId="9">
+  <w:style w:type="table" w:default="1" w:styleId="11">
     <w:name w:val="Normal Table"/>
     <w:semiHidden/>
+    <w:qFormat/>
     <w:uiPriority w:val="0"/>
     <w:tblPr>
       <w:tblCellMar>
@@ -1115,20 +1105,12 @@
       </w:tblCellMar>
     </w:tblPr>
   </w:style>
-  <w:style w:type="character" w:styleId="10">
-    <w:name w:val="endnote reference"/>
-    <w:semiHidden/>
-    <w:unhideWhenUsed/>
-    <w:uiPriority w:val="99"/>
-    <w:rPr>
-      <w:vertAlign w:val="superscript"/>
-    </w:rPr>
-  </w:style>
-  <w:style w:type="paragraph" w:styleId="11">
+  <w:style w:type="paragraph" w:styleId="8">
     <w:name w:val="endnote text"/>
     <w:link w:val="18"/>
     <w:semiHidden/>
     <w:unhideWhenUsed/>
+    <w:qFormat/>
     <w:uiPriority w:val="99"/>
     <w:pPr>
       <w:spacing w:after="0" w:line="240" w:lineRule="auto"/>
@@ -1139,20 +1121,12 @@
       <w:szCs w:val="20"/>
     </w:rPr>
   </w:style>
-  <w:style w:type="character" w:styleId="12">
-    <w:name w:val="footnote reference"/>
-    <w:semiHidden/>
-    <w:unhideWhenUsed/>
-    <w:uiPriority w:val="99"/>
-    <w:rPr>
-      <w:vertAlign w:val="superscript"/>
-    </w:rPr>
-  </w:style>
-  <w:style w:type="paragraph" w:styleId="13">
+  <w:style w:type="paragraph" w:styleId="9">
     <w:name w:val="footnote text"/>
     <w:link w:val="17"/>
     <w:semiHidden/>
     <w:unhideWhenUsed/>
+    <w:qFormat/>
     <w:uiPriority w:val="99"/>
     <w:pPr>
       <w:spacing w:after="0" w:line="240" w:lineRule="auto"/>
@@ -1163,16 +1137,7 @@
       <w:szCs w:val="20"/>
     </w:rPr>
   </w:style>
-  <w:style w:type="character" w:styleId="14">
-    <w:name w:val="Hyperlink"/>
-    <w:unhideWhenUsed/>
-    <w:uiPriority w:val="99"/>
-    <w:rPr>
-      <w:color w:val="0563C1"/>
-      <w:u w:val="single"/>
-    </w:rPr>
-  </w:style>
-  <w:style w:type="paragraph" w:styleId="15">
+  <w:style w:type="paragraph" w:styleId="10">
     <w:name w:val="Title"/>
     <w:qFormat/>
     <w:uiPriority w:val="0"/>
@@ -1183,6 +1148,36 @@
       <w:rFonts w:ascii="仿宋" w:hAnsi="仿宋" w:eastAsia="仿宋" w:cs="仿宋"/>
       <w:sz w:val="56"/>
       <w:szCs w:val="56"/>
+    </w:rPr>
+  </w:style>
+  <w:style w:type="character" w:styleId="13">
+    <w:name w:val="endnote reference"/>
+    <w:semiHidden/>
+    <w:unhideWhenUsed/>
+    <w:qFormat/>
+    <w:uiPriority w:val="99"/>
+    <w:rPr>
+      <w:vertAlign w:val="superscript"/>
+    </w:rPr>
+  </w:style>
+  <w:style w:type="character" w:styleId="14">
+    <w:name w:val="Hyperlink"/>
+    <w:unhideWhenUsed/>
+    <w:qFormat/>
+    <w:uiPriority w:val="99"/>
+    <w:rPr>
+      <w:color w:val="0563C1"/>
+      <w:u w:val="single"/>
+    </w:rPr>
+  </w:style>
+  <w:style w:type="character" w:styleId="15">
+    <w:name w:val="footnote reference"/>
+    <w:semiHidden/>
+    <w:unhideWhenUsed/>
+    <w:qFormat/>
+    <w:uiPriority w:val="99"/>
+    <w:rPr>
+      <w:vertAlign w:val="superscript"/>
     </w:rPr>
   </w:style>
   <w:style w:type="paragraph" w:styleId="16">
@@ -1200,7 +1195,7 @@
   </w:style>
   <w:style w:type="character" w:customStyle="1" w:styleId="17">
     <w:name w:val="Footnote Text Char"/>
-    <w:link w:val="13"/>
+    <w:link w:val="9"/>
     <w:semiHidden/>
     <w:unhideWhenUsed/>
     <w:uiPriority w:val="99"/>
@@ -1211,9 +1206,10 @@
   </w:style>
   <w:style w:type="character" w:customStyle="1" w:styleId="18">
     <w:name w:val="Endnote Text Char"/>
-    <w:link w:val="11"/>
+    <w:link w:val="8"/>
     <w:semiHidden/>
     <w:unhideWhenUsed/>
+    <w:qFormat/>
     <w:uiPriority w:val="99"/>
     <w:rPr>
       <w:sz w:val="20"/>
